--- a/word_reports/LP_0196_위치_117_Judas Priest_Screaming fo.docx
+++ b/word_reports/LP_0196_위치_117_Judas Priest_Screaming fo.docx
@@ -4,7 +4,7 @@
   <w:body>
     <w:p>
       <w:pPr>
-        <w:spacing w:after="280"/>
+        <w:spacing w:after="80"/>
       </w:pPr>
       <w:r>
         <w:rPr w:rFonts="맑은 고딕">
@@ -13,94 +13,47 @@
           <w:color w:val="1E3A8A"/>
           <w:sz w:val="30"/>
         </w:rPr>
-        <w:t>[117] Judas Priest - Screaming for Vengeance</w:t>
+        <w:t>Judas Priest (주다스 프리스트) - Screaming for Vengeance</w:t>
       </w:r>
     </w:p>
     <w:p>
       <w:pPr>
-        <w:spacing w:after="320"/>
+        <w:spacing w:after="240"/>
       </w:pPr>
       <w:r>
         <w:rPr w:rFonts="맑은 고딕">
           <w:rFonts w:ascii="맑은 고딕" w:hAnsi="맑은 고딕" w:eastAsia="맑은 고딕"/>
           <w:b/>
-          <w:sz w:val="20"/>
+          <w:color w:val="4B5563"/>
+          <w:sz w:val="22"/>
         </w:rPr>
-        <w:t>■ 위치 : 117</w:t>
-        <w:br/>
-      </w:r>
-      <w:r>
-        <w:rPr w:rFonts="맑은 고딕">
-          <w:rFonts w:ascii="맑은 고딕" w:hAnsi="맑은 고딕" w:eastAsia="맑은 고딕"/>
-          <w:b/>
-          <w:sz w:val="20"/>
-        </w:rPr>
-        <w:t>■ 아티스트 : Judas Priest</w:t>
-        <w:br/>
-      </w:r>
-      <w:r>
-        <w:rPr w:rFonts="맑은 고딕">
-          <w:rFonts w:ascii="맑은 고딕" w:hAnsi="맑은 고딕" w:eastAsia="맑은 고딕"/>
-          <w:b/>
-          <w:sz w:val="20"/>
-        </w:rPr>
-        <w:t>■ 앨범명 : Screaming for Vengeance</w:t>
-        <w:br/>
-      </w:r>
-      <w:r>
-        <w:rPr w:rFonts="맑은 고딕">
-          <w:rFonts w:ascii="맑은 고딕" w:hAnsi="맑은 고딕" w:eastAsia="맑은 고딕"/>
-          <w:b w:val="0"/>
-          <w:sz w:val="20"/>
-        </w:rPr>
-        <w:t>■ 음반 레이블 : Columbia Records</w:t>
-        <w:br/>
-      </w:r>
-      <w:r>
-        <w:rPr w:rFonts="맑은 고딕">
-          <w:rFonts w:ascii="맑은 고딕" w:hAnsi="맑은 고딕" w:eastAsia="맑은 고딕"/>
-          <w:b w:val="0"/>
-          <w:sz w:val="20"/>
-        </w:rPr>
-        <w:t>■ 발매년도 : 1982</w:t>
-        <w:br/>
-      </w:r>
-      <w:r>
-        <w:rPr w:rFonts="맑은 고딕">
-          <w:rFonts w:ascii="맑은 고딕" w:hAnsi="맑은 고딕" w:eastAsia="맑은 고딕"/>
-          <w:b w:val="0"/>
-          <w:sz w:val="20"/>
-        </w:rPr>
-        <w:t>■ 장르 : 헤비메탈 (Heavy Metal) / NWOBHM</w:t>
-        <w:br/>
-      </w:r>
-      <w:r>
-        <w:rPr w:rFonts="맑은 고딕">
-          <w:rFonts w:ascii="맑은 고딕" w:hAnsi="맑은 고딕" w:eastAsia="맑은 고딕"/>
-          <w:b w:val="0"/>
-          <w:sz w:val="20"/>
-        </w:rPr>
-        <w:t>■ 주요 수록곡 : 1. The Hellion / Electric Eye</w:t>
-        <w:br/>
+        <w:t>위치 :  117</w:t>
       </w:r>
     </w:p>
     <w:p>
       <w:pPr>
-        <w:spacing w:after="160"/>
+        <w:spacing w:line="324" w:lineRule="auto" w:before="80" w:after="160"/>
       </w:pPr>
       <w:r>
         <w:rPr w:rFonts="맑은 고딕">
           <w:rFonts w:ascii="맑은 고딕" w:hAnsi="맑은 고딕" w:eastAsia="맑은 고딕"/>
           <w:b/>
           <w:color w:val="1F2937"/>
-          <w:sz w:val="24"/>
+          <w:sz w:val="22"/>
         </w:rPr>
-        <w:t>■ 음반 해설 및 감상 가이드</w:t>
+        <w:t xml:space="preserve">[음반 소개] </w:t>
+      </w:r>
+      <w:r>
+        <w:rPr w:rFonts="맑은 고딕">
+          <w:rFonts w:ascii="맑은 고딕" w:hAnsi="맑은 고딕" w:eastAsia="맑은 고딕"/>
+          <w:b w:val="0"/>
+          <w:sz w:val="21"/>
+        </w:rPr>
       </w:r>
     </w:p>
     <w:p>
       <w:pPr>
-        <w:spacing w:line="312" w:lineRule="auto" w:after="120"/>
+        <w:spacing w:line="324" w:lineRule="auto" w:after="120"/>
       </w:pPr>
       <w:r>
         <w:rPr w:rFonts="맑은 고딕">
@@ -108,51 +61,608 @@
           <w:b w:val="0"/>
           <w:sz w:val="21"/>
         </w:rPr>
-        <w:t>1982년에 발매된 영국의 정통 헤비메탈 밴드 주다스 프리스트(Judas Priest)의 여덟 번째 스튜디오 앨범 [Screaming for Vengeance]는 헤비메탈 역사상 가장 독보적인 위상을 지닌 명반 중 하나입니다. 전작에서 시도했던 다소 정제된 미디엄 템포의 사운드에서 벗어나, 헤비메탈 본연의 날카로운 정체성과 상업적 대중성을 완벽하게 결합해낸 이 음반은 주다스 프리스트에게 미국 시장에서의 폭발적인 성공과 함께 '메탈 갓(Metal Gods)'이라는 왕좌를 공고히 해준 결정적 작품입니다.</w:t>
+        <w:t>강철보다 차갑고 불꽃보다 뜨거운 사운드의 연금술로 헤비메탈의 찬란한 황금기를 활짝 열어젖힌 불멸의 명반입니다. 웅장한 서곡과 예리하게 벼려진 트윈 기타의 하모니, 그리고 절규하듯 솟구치는 보컬의 드라마는 단순한 록 음악을 넘어선 한 편의 비장미 넘치는 서사시를 구현합니다. 1980년대 청춘들의 불안과 격정을 숭고한 예술적 에너지로 승화시키며 대중음악사의 흐름을 영원히 바꾸어 놓은 걸작으로, 오늘날까지도 수많은 애호가의 가슴을 전율케 하는 벅찬 감동을 선사합니다.</w:t>
       </w:r>
     </w:p>
     <w:p>
       <w:pPr>
-        <w:spacing w:line="312" w:lineRule="auto" w:after="120"/>
+        <w:spacing w:line="324" w:lineRule="auto" w:before="200" w:after="80"/>
       </w:pPr>
+      <w:r>
+        <w:rPr w:rFonts="맑은 고딕">
+          <w:rFonts w:ascii="맑은 고딕" w:hAnsi="맑은 고딕" w:eastAsia="맑은 고딕"/>
+          <w:b/>
+          <w:color w:val="1E3A8A"/>
+          <w:sz w:val="24"/>
+        </w:rPr>
+        <w:t>1. 음반 데이터</w:t>
+      </w:r>
+    </w:p>
+    <w:p>
+      <w:pPr>
+        <w:spacing w:line="324" w:lineRule="auto" w:after="80"/>
+      </w:pPr>
+      <w:r>
+        <w:rPr w:rFonts="맑은 고딕">
+          <w:rFonts w:ascii="맑은 고딕" w:hAnsi="맑은 고딕" w:eastAsia="맑은 고딕"/>
+          <w:b w:val="0"/>
+          <w:color w:val="6B7280"/>
+          <w:sz w:val="21"/>
+        </w:rPr>
+        <w:t xml:space="preserve">· </w:t>
+      </w:r>
+      <w:r>
+        <w:rPr w:rFonts="맑은 고딕">
+          <w:rFonts w:ascii="맑은 고딕" w:hAnsi="맑은 고딕" w:eastAsia="맑은 고딕"/>
+          <w:b/>
+          <w:color w:val="1F2937"/>
+          <w:sz w:val="21"/>
+        </w:rPr>
+        <w:t xml:space="preserve">앨범명: </w:t>
+      </w:r>
       <w:r>
         <w:rPr w:rFonts="맑은 고딕">
           <w:rFonts w:ascii="맑은 고딕" w:hAnsi="맑은 고딕" w:eastAsia="맑은 고딕"/>
           <w:b w:val="0"/>
           <w:sz w:val="21"/>
         </w:rPr>
-        <w:t>본 음반의 음악적 가치는 정교하게 설계된 트윈 기타 리프와 롭 핼포드(Rob Halford)의 압도적인 보컬 퍼포먼스가 이루는 미학적 조화에 있습니다. 글렌 팁톤(Glenn Tipton)과 케이 케이 다우닝(K.K. Downing)이 주고받는 화려하고 정밀한 트윈 기타 솔로는 정통 영국식 헤비메탈이 도달할 수 있는 격정적인 선율을 극대화합니다. 여기에 옥타브를 자유자재로 넘나드는 롭 핼포드의 파괴적인 스크리밍과 절제된 멜로디 라인은 각 트랙에 팽팽한 긴장감과 생동감을 불어넣으며, 프로듀서 톰 올롬(Tom Allom)의 입체적이고 선명한 프로덕션이 더해져 완성도를 정점으로 끌어올렸습니다.</w:t>
+        <w:t>Screaming for Vengeance</w:t>
       </w:r>
     </w:p>
     <w:p>
       <w:pPr>
-        <w:spacing w:line="312" w:lineRule="auto" w:after="120"/>
+        <w:spacing w:line="324" w:lineRule="auto" w:after="80"/>
       </w:pPr>
+      <w:r>
+        <w:rPr w:rFonts="맑은 고딕">
+          <w:rFonts w:ascii="맑은 고딕" w:hAnsi="맑은 고딕" w:eastAsia="맑은 고딕"/>
+          <w:b w:val="0"/>
+          <w:color w:val="6B7280"/>
+          <w:sz w:val="21"/>
+        </w:rPr>
+        <w:t xml:space="preserve">· </w:t>
+      </w:r>
+      <w:r>
+        <w:rPr w:rFonts="맑은 고딕">
+          <w:rFonts w:ascii="맑은 고딕" w:hAnsi="맑은 고딕" w:eastAsia="맑은 고딕"/>
+          <w:b/>
+          <w:color w:val="1F2937"/>
+          <w:sz w:val="21"/>
+        </w:rPr>
+        <w:t xml:space="preserve">아티스트: </w:t>
+      </w:r>
       <w:r>
         <w:rPr w:rFonts="맑은 고딕">
           <w:rFonts w:ascii="맑은 고딕" w:hAnsi="맑은 고딕" w:eastAsia="맑은 고딕"/>
           <w:b w:val="0"/>
           <w:sz w:val="21"/>
         </w:rPr>
-        <w:t>음반 감상의 가장 커다란 묘미는 비장한 서곡 'The Hellion'에서 디스토피아적 감시 사회를 고발하는 'Electric Eye'로 이어지는 이음새 없는 오프닝 라인입니다. 이 연속 구조는 헤비메탈 역사상 가장 상징적인 오프닝 중 하나로 평가받습니다. 또한, 미주 차트를 흔들며 밴드 최고 히트곡으로 자리 잡은 'You've Got Another Thing Comin''은 중독성 강한 리프와 리드미컬한 카리스마를 선사하며, 타이틀곡 'Screaming for Vengeance'에서는 헤비메탈 스피드와 에너지의 극한을 경험할 수 있습니다.</w:t>
+        <w:t>Judas Priest (주다스 프리스트)</w:t>
       </w:r>
     </w:p>
     <w:p>
       <w:pPr>
-        <w:spacing w:line="312" w:lineRule="auto" w:after="120"/>
+        <w:spacing w:line="324" w:lineRule="auto" w:after="80"/>
       </w:pPr>
+      <w:r>
+        <w:rPr w:rFonts="맑은 고딕">
+          <w:rFonts w:ascii="맑은 고딕" w:hAnsi="맑은 고딕" w:eastAsia="맑은 고딕"/>
+          <w:b w:val="0"/>
+          <w:color w:val="6B7280"/>
+          <w:sz w:val="21"/>
+        </w:rPr>
+        <w:t xml:space="preserve">· </w:t>
+      </w:r>
+      <w:r>
+        <w:rPr w:rFonts="맑은 고딕">
+          <w:rFonts w:ascii="맑은 고딕" w:hAnsi="맑은 고딕" w:eastAsia="맑은 고딕"/>
+          <w:b/>
+          <w:color w:val="1F2937"/>
+          <w:sz w:val="21"/>
+        </w:rPr>
+        <w:t xml:space="preserve">발매 정보: </w:t>
+      </w:r>
       <w:r>
         <w:rPr w:rFonts="맑은 고딕">
           <w:rFonts w:ascii="맑은 고딕" w:hAnsi="맑은 고딕" w:eastAsia="맑은 고딕"/>
           <w:b w:val="0"/>
           <w:sz w:val="21"/>
         </w:rPr>
-        <w:t>더그 존슨(Doug Johnson)이 디자인한 상징적인 아트워크 '메탈리안(Metalian)'만큼이나 강렬한 사운드를 품은 이 앨범은, 1980년대 헤비메탈 폭발의 기폭제가 되었으며 후대 트래시 메탈과 파워 메탈 씬에도 지대한 영향을 미쳤습니다. 아날로그 LP의 묵직한 음압으로 감상할 때 그 진가가 더욱 명확해지는 이 음반은, 시대를 초월하여 정통 헤비메탈의 정수를 증명해 내는 영원한 클래식입니다.</w:t>
+        <w:t>1982년 7월에 발표된 영국의 전설적인 밴드 주다스 프리스트의 통산 여덟 번째 스튜디오 정규 앨범으로, 명 프로듀서 톰 앨롬(Tom Allom)의 지휘 아래 지중해 이비자 사운드 스튜디오에서 완성된 하드 록과 헤비메탈 미학의 결정체입니다.</w:t>
+      </w:r>
+    </w:p>
+    <w:p>
+      <w:pPr>
+        <w:spacing w:line="324" w:lineRule="auto" w:after="80"/>
+      </w:pPr>
+      <w:r>
+        <w:rPr w:rFonts="맑은 고딕">
+          <w:rFonts w:ascii="맑은 고딕" w:hAnsi="맑은 고딕" w:eastAsia="맑은 고딕"/>
+          <w:b w:val="0"/>
+          <w:color w:val="6B7280"/>
+          <w:sz w:val="21"/>
+        </w:rPr>
+        <w:t xml:space="preserve">· </w:t>
+      </w:r>
+      <w:r>
+        <w:rPr w:rFonts="맑은 고딕">
+          <w:rFonts w:ascii="맑은 고딕" w:hAnsi="맑은 고딕" w:eastAsia="맑은 고딕"/>
+          <w:b/>
+          <w:color w:val="1F2937"/>
+          <w:sz w:val="21"/>
+        </w:rPr>
+        <w:t xml:space="preserve">LP 인기도(판매량): </w:t>
+      </w:r>
+      <w:r>
+        <w:rPr w:rFonts="맑은 고딕">
+          <w:rFonts w:ascii="맑은 고딕" w:hAnsi="맑은 고딕" w:eastAsia="맑은 고딕"/>
+          <w:b w:val="0"/>
+          <w:sz w:val="21"/>
+        </w:rPr>
+        <w:t>미국 빌보드 200 차트 17위에 오르고 밴드 역사상 최초로 미국 내 200만 장 이상의 판매고를 돌파하며 '더블 플래티넘'을 기록, 상업성과 음악성을 완벽하게 양립시킨 기념비적 성과를 거두었습니다.</w:t>
+      </w:r>
+    </w:p>
+    <w:p>
+      <w:pPr>
+        <w:spacing w:line="324" w:lineRule="auto" w:after="80"/>
+      </w:pPr>
+      <w:r>
+        <w:rPr w:rFonts="맑은 고딕">
+          <w:rFonts w:ascii="맑은 고딕" w:hAnsi="맑은 고딕" w:eastAsia="맑은 고딕"/>
+          <w:b w:val="0"/>
+          <w:color w:val="6B7280"/>
+          <w:sz w:val="21"/>
+        </w:rPr>
+        <w:t xml:space="preserve">· </w:t>
+      </w:r>
+      <w:r>
+        <w:rPr w:rFonts="맑은 고딕">
+          <w:rFonts w:ascii="맑은 고딕" w:hAnsi="맑은 고딕" w:eastAsia="맑은 고딕"/>
+          <w:b/>
+          <w:color w:val="1F2937"/>
+          <w:sz w:val="21"/>
+        </w:rPr>
+        <w:t xml:space="preserve">각종 수상경력: </w:t>
+      </w:r>
+      <w:r>
+        <w:rPr w:rFonts="맑은 고딕">
+          <w:rFonts w:ascii="맑은 고딕" w:hAnsi="맑은 고딕" w:eastAsia="맑은 고딕"/>
+          <w:b w:val="0"/>
+          <w:sz w:val="21"/>
+        </w:rPr>
+        <w:t>롤링 스톤(Rolling Stone) 선정 '역대 최고의 메탈 앨범 100선' 최상위권 랭크, 올뮤직(AllMusic) 등 세계 유수 음악 매체의 만점에 가까운 찬사와 함께 후대 음악가들에게 영원한 영감을 준 역사적 앨범으로 공인받고 있습니다.</w:t>
+      </w:r>
+    </w:p>
+    <w:p>
+      <w:pPr>
+        <w:spacing w:line="324" w:lineRule="auto" w:before="200" w:after="80"/>
+      </w:pPr>
+      <w:r>
+        <w:rPr w:rFonts="맑은 고딕">
+          <w:rFonts w:ascii="맑은 고딕" w:hAnsi="맑은 고딕" w:eastAsia="맑은 고딕"/>
+          <w:b/>
+          <w:color w:val="1E3A8A"/>
+          <w:sz w:val="24"/>
+        </w:rPr>
+        <w:t>2. 아티스트 정보</w:t>
+      </w:r>
+    </w:p>
+    <w:p>
+      <w:pPr>
+        <w:spacing w:line="324" w:lineRule="auto" w:after="80"/>
+      </w:pPr>
+      <w:r>
+        <w:rPr w:rFonts="맑은 고딕">
+          <w:rFonts w:ascii="맑은 고딕" w:hAnsi="맑은 고딕" w:eastAsia="맑은 고딕"/>
+          <w:b w:val="0"/>
+          <w:color w:val="6B7280"/>
+          <w:sz w:val="21"/>
+        </w:rPr>
+        <w:t xml:space="preserve">· </w:t>
+      </w:r>
+      <w:r>
+        <w:rPr w:rFonts="맑은 고딕">
+          <w:rFonts w:ascii="맑은 고딕" w:hAnsi="맑은 고딕" w:eastAsia="맑은 고딕"/>
+          <w:b/>
+          <w:color w:val="1F2937"/>
+          <w:sz w:val="21"/>
+        </w:rPr>
+        <w:t xml:space="preserve">국적: </w:t>
+      </w:r>
+      <w:r>
+        <w:rPr w:rFonts="맑은 고딕">
+          <w:rFonts w:ascii="맑은 고딕" w:hAnsi="맑은 고딕" w:eastAsia="맑은 고딕"/>
+          <w:b w:val="0"/>
+          <w:sz w:val="21"/>
+        </w:rPr>
+        <w:t>영국 (United Kingdom)</w:t>
+      </w:r>
+    </w:p>
+    <w:p>
+      <w:pPr>
+        <w:spacing w:line="324" w:lineRule="auto" w:after="80"/>
+      </w:pPr>
+      <w:r>
+        <w:rPr w:rFonts="맑은 고딕">
+          <w:rFonts w:ascii="맑은 고딕" w:hAnsi="맑은 고딕" w:eastAsia="맑은 고딕"/>
+          <w:b w:val="0"/>
+          <w:color w:val="6B7280"/>
+          <w:sz w:val="21"/>
+        </w:rPr>
+        <w:t xml:space="preserve">· </w:t>
+      </w:r>
+      <w:r>
+        <w:rPr w:rFonts="맑은 고딕">
+          <w:rFonts w:ascii="맑은 고딕" w:hAnsi="맑은 고딕" w:eastAsia="맑은 고딕"/>
+          <w:b/>
+          <w:color w:val="1F2937"/>
+          <w:sz w:val="21"/>
+        </w:rPr>
+        <w:t xml:space="preserve">생몰년도: </w:t>
+      </w:r>
+      <w:r>
+        <w:rPr w:rFonts="맑은 고딕">
+          <w:rFonts w:ascii="맑은 고딕" w:hAnsi="맑은 고딕" w:eastAsia="맑은 고딕"/>
+          <w:b w:val="0"/>
+          <w:sz w:val="21"/>
+        </w:rPr>
+        <w:t>1969년 결성 (현재까지 활동 중)</w:t>
+      </w:r>
+    </w:p>
+    <w:p>
+      <w:pPr>
+        <w:spacing w:line="324" w:lineRule="auto" w:after="80"/>
+      </w:pPr>
+      <w:r>
+        <w:rPr w:rFonts="맑은 고딕">
+          <w:rFonts w:ascii="맑은 고딕" w:hAnsi="맑은 고딕" w:eastAsia="맑은 고딕"/>
+          <w:b w:val="0"/>
+          <w:color w:val="6B7280"/>
+          <w:sz w:val="21"/>
+        </w:rPr>
+        <w:t xml:space="preserve">· </w:t>
+      </w:r>
+      <w:r>
+        <w:rPr w:rFonts="맑은 고딕">
+          <w:rFonts w:ascii="맑은 고딕" w:hAnsi="맑은 고딕" w:eastAsia="맑은 고딕"/>
+          <w:b/>
+          <w:color w:val="1F2937"/>
+          <w:sz w:val="21"/>
+        </w:rPr>
+        <w:t xml:space="preserve">그룹 소속: </w:t>
+      </w:r>
+      <w:r>
+        <w:rPr w:rFonts="맑은 고딕">
+          <w:rFonts w:ascii="맑은 고딕" w:hAnsi="맑은 고딕" w:eastAsia="맑은 고딕"/>
+          <w:b w:val="0"/>
+          <w:sz w:val="21"/>
+        </w:rPr>
+        <w:t>그룹</w:t>
+      </w:r>
+    </w:p>
+    <w:p>
+      <w:pPr>
+        <w:spacing w:line="324" w:lineRule="auto" w:after="80"/>
+      </w:pPr>
+      <w:r>
+        <w:rPr w:rFonts="맑은 고딕">
+          <w:rFonts w:ascii="맑은 고딕" w:hAnsi="맑은 고딕" w:eastAsia="맑은 고딕"/>
+          <w:b w:val="0"/>
+          <w:color w:val="6B7280"/>
+          <w:sz w:val="21"/>
+        </w:rPr>
+        <w:t xml:space="preserve">· </w:t>
+      </w:r>
+      <w:r>
+        <w:rPr w:rFonts="맑은 고딕">
+          <w:rFonts w:ascii="맑은 고딕" w:hAnsi="맑은 고딕" w:eastAsia="맑은 고딕"/>
+          <w:b/>
+          <w:color w:val="1F2937"/>
+          <w:sz w:val="21"/>
+        </w:rPr>
+        <w:t xml:space="preserve">아티스트 소개: </w:t>
+      </w:r>
+      <w:r>
+        <w:rPr w:rFonts="맑은 고딕">
+          <w:rFonts w:ascii="맑은 고딕" w:hAnsi="맑은 고딕" w:eastAsia="맑은 고딕"/>
+          <w:b w:val="0"/>
+          <w:sz w:val="21"/>
+        </w:rPr>
+        <w:t>'메탈 갓(Metal Gods)'이라는 독보적인 칭호로 불리는 주다스 프리스트는 롭 핼포드의 경이로운 4옥타브 음역대와 글렌 팁톤, K.K. 다우닝이 직조하는 완벽한 듀얼 기타 시스템으로 헤비사운드의 교과서를 정립했습니다. 가죽과 스터드로 상징되는 시각적 정체성과 함께 클래식의 대위법적 긴장감을 록에 접목하여 팝 음악의 지평을 넓힌 전설적인 거장 밴드입니다.</w:t>
+      </w:r>
+    </w:p>
+    <w:p>
+      <w:pPr>
+        <w:spacing w:line="324" w:lineRule="auto" w:before="200" w:after="80"/>
+      </w:pPr>
+      <w:r>
+        <w:rPr w:rFonts="맑은 고딕">
+          <w:rFonts w:ascii="맑은 고딕" w:hAnsi="맑은 고딕" w:eastAsia="맑은 고딕"/>
+          <w:b/>
+          <w:color w:val="1E3A8A"/>
+          <w:sz w:val="24"/>
+        </w:rPr>
+        <w:t>3. 음반 상세 분석</w:t>
+      </w:r>
+    </w:p>
+    <w:p>
+      <w:pPr>
+        <w:spacing w:line="324" w:lineRule="auto" w:after="80"/>
+      </w:pPr>
+      <w:r>
+        <w:rPr w:rFonts="맑은 고딕">
+          <w:rFonts w:ascii="맑은 고딕" w:hAnsi="맑은 고딕" w:eastAsia="맑은 고딕"/>
+          <w:b w:val="0"/>
+          <w:color w:val="6B7280"/>
+          <w:sz w:val="21"/>
+        </w:rPr>
+        <w:t xml:space="preserve">· </w:t>
+      </w:r>
+      <w:r>
+        <w:rPr w:rFonts="맑은 고딕">
+          <w:rFonts w:ascii="맑은 고딕" w:hAnsi="맑은 고딕" w:eastAsia="맑은 고딕"/>
+          <w:b/>
+          <w:color w:val="1F2937"/>
+          <w:sz w:val="21"/>
+        </w:rPr>
+        <w:t xml:space="preserve">역사적 위치: </w:t>
+      </w:r>
+      <w:r>
+        <w:rPr w:rFonts="맑은 고딕">
+          <w:rFonts w:ascii="맑은 고딕" w:hAnsi="맑은 고딕" w:eastAsia="맑은 고딕"/>
+          <w:b w:val="0"/>
+          <w:sz w:val="21"/>
+        </w:rPr>
+        <w:t>'NWOBHM(뉴 웨이브 오브 브리티시 헤비메탈)'의 열풍을 세계적인 주류 음악 현상으로 격상시킨 중심축이자, 1980년대 록 음악의 사운드 엔지니어링 표준을 제시한 앨범입니다. 정통 팝과 록 팬들조차 매료시킨 정교한 멜로디 구성과 완벽한 악곡 구조는 음악사적으로 대단히 높은 학술적 가치를 지닙니다.</w:t>
+      </w:r>
+    </w:p>
+    <w:p>
+      <w:pPr>
+        <w:spacing w:line="324" w:lineRule="auto" w:after="80"/>
+      </w:pPr>
+      <w:r>
+        <w:rPr w:rFonts="맑은 고딕">
+          <w:rFonts w:ascii="맑은 고딕" w:hAnsi="맑은 고딕" w:eastAsia="맑은 고딕"/>
+          <w:b w:val="0"/>
+          <w:color w:val="6B7280"/>
+          <w:sz w:val="21"/>
+        </w:rPr>
+        <w:t xml:space="preserve">· </w:t>
+      </w:r>
+      <w:r>
+        <w:rPr w:rFonts="맑은 고딕">
+          <w:rFonts w:ascii="맑은 고딕" w:hAnsi="맑은 고딕" w:eastAsia="맑은 고딕"/>
+          <w:b/>
+          <w:color w:val="1F2937"/>
+          <w:sz w:val="21"/>
+        </w:rPr>
+        <w:t xml:space="preserve">시대의 흔적(스토리텔링): </w:t>
+      </w:r>
+      <w:r>
+        <w:rPr w:rFonts="맑은 고딕">
+          <w:rFonts w:ascii="맑은 고딕" w:hAnsi="맑은 고딕" w:eastAsia="맑은 고딕"/>
+          <w:b w:val="0"/>
+          <w:sz w:val="21"/>
+        </w:rPr>
+        <w:t>냉전의 그늘과 기술 문명의 급격한 태동기였던 1980년대 초, 감시 사회에 대한 지적인 경고와 소외된 청춘들의 억눌린 자유를 향한 갈망을 날카로운 은유로 담아내어 당대 젊은이들에게 깊은 정서적 해방감을 안겨주었습니다.</w:t>
+      </w:r>
+    </w:p>
+    <w:p>
+      <w:pPr>
+        <w:spacing w:line="324" w:lineRule="auto" w:before="200" w:after="80"/>
+      </w:pPr>
+      <w:r>
+        <w:rPr w:rFonts="맑은 고딕">
+          <w:rFonts w:ascii="맑은 고딕" w:hAnsi="맑은 고딕" w:eastAsia="맑은 고딕"/>
+          <w:b/>
+          <w:color w:val="1E3A8A"/>
+          <w:sz w:val="24"/>
+        </w:rPr>
+        <w:t>4. 주요 수록곡 및 감상 제언</w:t>
+      </w:r>
+    </w:p>
+    <w:p>
+      <w:pPr>
+        <w:spacing w:line="324" w:lineRule="auto" w:after="80"/>
+      </w:pPr>
+      <w:r>
+        <w:rPr w:rFonts="맑은 고딕">
+          <w:rFonts w:ascii="맑은 고딕" w:hAnsi="맑은 고딕" w:eastAsia="맑은 고딕"/>
+          <w:b w:val="0"/>
+          <w:color w:val="6B7280"/>
+          <w:sz w:val="21"/>
+        </w:rPr>
+        <w:t xml:space="preserve">· </w:t>
+      </w:r>
+      <w:r>
+        <w:rPr w:rFonts="맑은 고딕">
+          <w:rFonts w:ascii="맑은 고딕" w:hAnsi="맑은 고딕" w:eastAsia="맑은 고딕"/>
+          <w:b/>
+          <w:color w:val="1F2937"/>
+          <w:sz w:val="21"/>
+        </w:rPr>
+        <w:t xml:space="preserve">주요 수록곡 특징: </w:t>
+      </w:r>
+      <w:r>
+        <w:rPr w:rFonts="맑은 고딕">
+          <w:rFonts w:ascii="맑은 고딕" w:hAnsi="맑은 고딕" w:eastAsia="맑은 고딕"/>
+          <w:b w:val="0"/>
+          <w:sz w:val="21"/>
+        </w:rPr>
+      </w:r>
+    </w:p>
+    <w:p>
+      <w:pPr>
+        <w:spacing w:line="324" w:lineRule="auto" w:after="80"/>
+      </w:pPr>
+      <w:r>
+        <w:rPr w:rFonts="맑은 고딕">
+          <w:rFonts w:ascii="맑은 고딕" w:hAnsi="맑은 고딕" w:eastAsia="맑은 고딕"/>
+          <w:b w:val="0"/>
+          <w:color w:val="6B7280"/>
+          <w:sz w:val="21"/>
+        </w:rPr>
+        <w:t xml:space="preserve">· </w:t>
+      </w:r>
+      <w:r>
+        <w:rPr w:rFonts="맑은 고딕">
+          <w:rFonts w:ascii="맑은 고딕" w:hAnsi="맑은 고딕" w:eastAsia="맑은 고딕"/>
+          <w:b/>
+          <w:color w:val="1F2937"/>
+          <w:sz w:val="21"/>
+        </w:rPr>
+        <w:t xml:space="preserve">'The Hellion / Electric Eye': </w:t>
+      </w:r>
+      <w:r>
+        <w:rPr w:rFonts="맑은 고딕">
+          <w:rFonts w:ascii="맑은 고딕" w:hAnsi="맑은 고딕" w:eastAsia="맑은 고딕"/>
+          <w:b w:val="0"/>
+          <w:sz w:val="21"/>
+        </w:rPr>
+        <w:t>우주적인 장엄함을 품은 서곡 'The Hellion'에 이어지는 정교하고 질주하는 리프, 그리고 조지 오웰의 세계관을 연상시키는 지적인 서정성이 돋보이는 불후의 명곡입니다.</w:t>
+      </w:r>
+    </w:p>
+    <w:p>
+      <w:pPr>
+        <w:spacing w:line="324" w:lineRule="auto" w:after="80"/>
+      </w:pPr>
+      <w:r>
+        <w:rPr w:rFonts="맑은 고딕">
+          <w:rFonts w:ascii="맑은 고딕" w:hAnsi="맑은 고딕" w:eastAsia="맑은 고딕"/>
+          <w:b w:val="0"/>
+          <w:color w:val="6B7280"/>
+          <w:sz w:val="21"/>
+        </w:rPr>
+        <w:t xml:space="preserve">· </w:t>
+      </w:r>
+      <w:r>
+        <w:rPr w:rFonts="맑은 고딕">
+          <w:rFonts w:ascii="맑은 고딕" w:hAnsi="맑은 고딕" w:eastAsia="맑은 고딕"/>
+          <w:b/>
+          <w:color w:val="1F2937"/>
+          <w:sz w:val="21"/>
+        </w:rPr>
+        <w:t xml:space="preserve">'You've Got Another Thing Comin'': </w:t>
+      </w:r>
+      <w:r>
+        <w:rPr w:rFonts="맑은 고딕">
+          <w:rFonts w:ascii="맑은 고딕" w:hAnsi="맑은 고딕" w:eastAsia="맑은 고딕"/>
+          <w:b w:val="0"/>
+          <w:sz w:val="21"/>
+        </w:rPr>
+        <w:t>묵직하고 여유로운 미드 템포의 그루브 위에 폭발하는 대중적 멜로디 감각이 빛을 발하는 트랙으로, 밴드의 미국 시장 정복을 견인한 세련된 앤섬(Anthem)입니다.</w:t>
+      </w:r>
+    </w:p>
+    <w:p>
+      <w:pPr>
+        <w:spacing w:line="324" w:lineRule="auto" w:after="80"/>
+      </w:pPr>
+      <w:r>
+        <w:rPr w:rFonts="맑은 고딕">
+          <w:rFonts w:ascii="맑은 고딕" w:hAnsi="맑은 고딕" w:eastAsia="맑은 고딕"/>
+          <w:b w:val="0"/>
+          <w:color w:val="6B7280"/>
+          <w:sz w:val="21"/>
+        </w:rPr>
+        <w:t xml:space="preserve">· </w:t>
+      </w:r>
+      <w:r>
+        <w:rPr w:rFonts="맑은 고딕">
+          <w:rFonts w:ascii="맑은 고딕" w:hAnsi="맑은 고딕" w:eastAsia="맑은 고딕"/>
+          <w:b/>
+          <w:color w:val="1F2937"/>
+          <w:sz w:val="21"/>
+        </w:rPr>
+        <w:t xml:space="preserve">'Screaming for Vengeance': </w:t>
+      </w:r>
+      <w:r>
+        <w:rPr w:rFonts="맑은 고딕">
+          <w:rFonts w:ascii="맑은 고딕" w:hAnsi="맑은 고딕" w:eastAsia="맑은 고딕"/>
+          <w:b w:val="0"/>
+          <w:sz w:val="21"/>
+        </w:rPr>
+        <w:t>파괴적인 스피드와 함께 롭 핼포드의 초고음 샤우팅이 한계에 도전하며, 극한의 드라마틱한 카타르시스를 분출하는 타이틀 곡입니다.</w:t>
+      </w:r>
+    </w:p>
+    <w:p>
+      <w:pPr>
+        <w:spacing w:line="324" w:lineRule="auto" w:after="80"/>
+      </w:pPr>
+      <w:r>
+        <w:rPr w:rFonts="맑은 고딕">
+          <w:rFonts w:ascii="맑은 고딕" w:hAnsi="맑은 고딕" w:eastAsia="맑은 고딕"/>
+          <w:b w:val="0"/>
+          <w:color w:val="6B7280"/>
+          <w:sz w:val="21"/>
+        </w:rPr>
+        <w:t xml:space="preserve">· </w:t>
+      </w:r>
+      <w:r>
+        <w:rPr w:rFonts="맑은 고딕">
+          <w:rFonts w:ascii="맑은 고딕" w:hAnsi="맑은 고딕" w:eastAsia="맑은 고딕"/>
+          <w:b/>
+          <w:color w:val="1F2937"/>
+          <w:sz w:val="21"/>
+        </w:rPr>
+        <w:t xml:space="preserve">빈티지 감상 제언: </w:t>
+      </w:r>
+      <w:r>
+        <w:rPr w:rFonts="맑은 고딕">
+          <w:rFonts w:ascii="맑은 고딕" w:hAnsi="맑은 고딕" w:eastAsia="맑은 고딕"/>
+          <w:b w:val="0"/>
+          <w:sz w:val="21"/>
+        </w:rPr>
+        <w:t>디지털 음원에서 자칫 차갑게 느껴질 수 있는 날카로운 메탈릭 사운드가 LP 그루브를 통해 한층 더 풍성하고 온기 어린 울림으로 변모합니다. 진공관 앰프의 부드러운 배음과 대구경 우퍼를 갖춘 턴테이블 시스템으로 감상할 때, 좌우 스피커로 명징하게 분리되는 트윈 기타의 타오르는 질감과 아날로그 드럼의 묵직한 타격감이 공간을 가득 채우는 마법을 경험할 수 있습니다.</w:t>
+      </w:r>
+    </w:p>
+    <w:p>
+      <w:pPr>
+        <w:spacing w:line="324" w:lineRule="auto" w:after="80"/>
+      </w:pPr>
+      <w:r>
+        <w:rPr w:rFonts="맑은 고딕">
+          <w:rFonts w:ascii="맑은 고딕" w:hAnsi="맑은 고딕" w:eastAsia="맑은 고딕"/>
+          <w:b w:val="0"/>
+          <w:color w:val="6B7280"/>
+          <w:sz w:val="21"/>
+        </w:rPr>
+        <w:t xml:space="preserve">· </w:t>
+      </w:r>
+      <w:r>
+        <w:rPr w:rFonts="맑은 고딕">
+          <w:rFonts w:ascii="맑은 고딕" w:hAnsi="맑은 고딕" w:eastAsia="맑은 고딕"/>
+          <w:b/>
+          <w:color w:val="1F2937"/>
+          <w:sz w:val="21"/>
+        </w:rPr>
+        <w:t xml:space="preserve">소장 가치: </w:t>
+      </w:r>
+      <w:r>
+        <w:rPr w:rFonts="맑은 고딕">
+          <w:rFonts w:ascii="맑은 고딕" w:hAnsi="맑은 고딕" w:eastAsia="맑은 고딕"/>
+          <w:b w:val="0"/>
+          <w:sz w:val="21"/>
+        </w:rPr>
+        <w:t>더그 존슨(Doug Johnson)이 디자인한 불타는 금속 독수리 'The Hellion'의 상징적인 커버 아트를 대형 LP 슬리브로 소장하는 시각적 만족감은 물론, 아날로그 레코딩 기술의 정점에서 탄생한 80년대 브리티시 사운드의 원형을 간직할 수 있다는 점에서 모든 음악 애호가의 수집장에 반드시 자리해야 할 명반입니다.</w:t>
+      </w:r>
+    </w:p>
+    <w:p>
+      <w:pPr>
+        <w:spacing w:line="324" w:lineRule="auto" w:after="120" w:before="160"/>
+      </w:pPr>
+      <w:r>
+        <w:rPr w:rFonts="맑은 고딕">
+          <w:rFonts w:ascii="맑은 고딕" w:hAnsi="맑은 고딕" w:eastAsia="맑은 고딕"/>
+          <w:b/>
+          <w:color w:val="4338CA"/>
+          <w:sz w:val="21"/>
+        </w:rPr>
+        <w:t>이 음반을 통해 아날로그 바늘 끝에서 피어나는 강렬한 에너지가 클래시컬한 기품과 어우러져 전해주는 감동을 다시 한번 경험해 보시는 것은 어떨까요?</w:t>
       </w:r>
     </w:p>
     <w:sectPr>
       <w:pgSz w:w="12240" w:h="15840"/>
-      <w:pgMar w:top="1440" w:right="1440" w:bottom="1440" w:left="1440" w:header="720" w:footer="720" w:gutter="0"/>
+      <w:pgMar w:top="1152" w:right="1296" w:bottom="1152" w:left="1296" w:header="720" w:footer="720" w:gutter="0"/>
       <w:cols w:space="720"/>
       <w:docGrid w:linePitch="360"/>
     </w:sectPr>

--- a/word_reports/LP_0196_위치_117_Judas Priest_Screaming fo.docx
+++ b/word_reports/LP_0196_위치_117_Judas Priest_Screaming fo.docx
@@ -32,7 +32,7 @@
     </w:p>
     <w:p>
       <w:pPr>
-        <w:spacing w:line="324" w:lineRule="auto" w:before="80" w:after="160"/>
+        <w:spacing w:line="324" w:lineRule="auto" w:before="80" w:after="120"/>
       </w:pPr>
       <w:r>
         <w:rPr w:rFonts="맑은 고딕">
@@ -42,13 +42,6 @@
           <w:sz w:val="22"/>
         </w:rPr>
         <w:t xml:space="preserve">[음반 소개] </w:t>
-      </w:r>
-      <w:r>
-        <w:rPr w:rFonts="맑은 고딕">
-          <w:rFonts w:ascii="맑은 고딕" w:hAnsi="맑은 고딕" w:eastAsia="맑은 고딕"/>
-          <w:b w:val="0"/>
-          <w:sz w:val="21"/>
-        </w:rPr>
       </w:r>
     </w:p>
     <w:p>
@@ -61,7 +54,33 @@
           <w:b w:val="0"/>
           <w:sz w:val="21"/>
         </w:rPr>
-        <w:t>강철보다 차갑고 불꽃보다 뜨거운 사운드의 연금술로 헤비메탈의 찬란한 황금기를 활짝 열어젖힌 불멸의 명반입니다. 웅장한 서곡과 예리하게 벼려진 트윈 기타의 하모니, 그리고 절규하듯 솟구치는 보컬의 드라마는 단순한 록 음악을 넘어선 한 편의 비장미 넘치는 서사시를 구현합니다. 1980년대 청춘들의 불안과 격정을 숭고한 예술적 에너지로 승화시키며 대중음악사의 흐름을 영원히 바꾸어 놓은 걸작으로, 오늘날까지도 수많은 애호가의 가슴을 전율케 하는 벅찬 감동을 선사합니다.</w:t>
+        <w:t>1982년 여름, 안개 자욱한 영국 버밍엄의 산업적 토양에서 발원한 순수한 강철의 예술이 전 세계를 향해 서슬 퍼런 포효를 내질렀습니다. 주다스 프리스트의 여덟 번째 정규 스튜디오 앨범인 《Screaming for Vengeance》는 단순한 하드록의 범주를 넘어, 고전주의적 엄격함과 낭만주의적 격정이 가장 완전한 형태로 결합된 기념비적 음반입니다. 스페인 이비자 스튜디오의 지중해 햇살 아래서 벼려진 이들의 사운드는 거친 금속성을 품고 있으면서도, 바흐의 대위법을 연상시키는 정교한 악곡 구조와 극적인 기승전결을 확립하며 대중음악사에 불멸의 획을 그었습니다.</w:t>
+      </w:r>
+    </w:p>
+    <w:p>
+      <w:pPr>
+        <w:spacing w:line="324" w:lineRule="auto" w:after="120"/>
+      </w:pPr>
+      <w:r>
+        <w:rPr w:rFonts="맑은 고딕">
+          <w:rFonts w:ascii="맑은 고딕" w:hAnsi="맑은 고딕" w:eastAsia="맑은 고딕"/>
+          <w:b w:val="0"/>
+          <w:sz w:val="21"/>
+        </w:rPr>
+        <w:t>본 앨범이 전하는 예술적 철학은 억압에 굴하지 않는 인간 정신의 해방과 존엄에 닿아 있습니다. 앨범 커버를 장식한 전설적인 기계 독수리 ‘헬리온(The Hellion)’의 비상은 통제된 현대 사회와 냉전의 엄혹한 기운 속에서 신음하던 당대 청년들의 불안을 단숨에 찢어발기는 자유의 은유였습니다. 기술 문명의 감시를 고발하는 문학적 서사와 내면의 상처를 딛고 일어서는 서정적 저항의 메시지는, 롭 핼포드의 4옥타브를 넘나드는 오페라적 절창과 결합하여 한 편의 웅장한 비극적 서사시로 승화되었습니다.</w:t>
+      </w:r>
+    </w:p>
+    <w:p>
+      <w:pPr>
+        <w:spacing w:line="324" w:lineRule="auto" w:after="120"/>
+      </w:pPr>
+      <w:r>
+        <w:rPr w:rFonts="맑은 고딕">
+          <w:rFonts w:ascii="맑은 고딕" w:hAnsi="맑은 고딕" w:eastAsia="맑은 고딕"/>
+          <w:b w:val="0"/>
+          <w:sz w:val="21"/>
+        </w:rPr>
+        <w:t>세월이 반세기를 향해 흘러간 오늘날에도 이 음반이 고전(Classic)으로서 격조 높은 울림을 유지하는 이유는, 그 기저에 흐르는 깊은 멜로디의 미학과 지적인 앙상블 덕분입니다. 글렌 팁톤과 K.K. 다우닝이 주고받는 트윈 기타의 유려한 화음은 현악 사중주의 치밀함을 방불케 하며, 분노의 표출마저도 완벽한 음악적 조화 속에서 승화시키는 마술을 보여줍니다. 거친 폭풍 속에서도 결코 품위를 잃지 않는 이들의 연주는, 반항의 외침마저 찬란한 예술적 정화(카타르시스)로 탈바꿈시키며 시대를 초월한 숭고한 감동을 선사합니다.</w:t>
       </w:r>
     </w:p>
     <w:p>
@@ -168,7 +187,7 @@
           <w:b w:val="0"/>
           <w:sz w:val="21"/>
         </w:rPr>
-        <w:t>1982년 7월에 발표된 영국의 전설적인 밴드 주다스 프리스트의 통산 여덟 번째 스튜디오 정규 앨범으로, 명 프로듀서 톰 앨롬(Tom Allom)의 지휘 아래 지중해 이비자 사운드 스튜디오에서 완성된 하드 록과 헤비메탈 미학의 결정체입니다.</w:t>
+        <w:t>1982년 7월 17일 컬럼비아 레코드(Columbia Records)를 통해 발매되었으며, 명프로듀서 톰 알롬(Tom Allom)의 정교한 지휘 아래 헤비메탈의 황금기를 활짝 열어젖힌 역사적 마스터피스입니다.</w:t>
       </w:r>
     </w:p>
     <w:p>
@@ -199,7 +218,7 @@
           <w:b w:val="0"/>
           <w:sz w:val="21"/>
         </w:rPr>
-        <w:t>미국 빌보드 200 차트 17위에 오르고 밴드 역사상 최초로 미국 내 200만 장 이상의 판매고를 돌파하며 '더블 플래티넘'을 기록, 상업성과 음악성을 완벽하게 양립시킨 기념비적 성과를 거두었습니다.</w:t>
+        <w:t>미국 빌보드 200 차트 17위에 오르고 더블 플래티넘(200만 장 이상 판매)을 달성하였으며, 전 세계 수백만 음악 팬들의 심장을 울리며 밴드 역사상 가장 찬란한 상업적·비평적 정점을 기록했습니다.</w:t>
       </w:r>
     </w:p>
     <w:p>
@@ -230,7 +249,7 @@
           <w:b w:val="0"/>
           <w:sz w:val="21"/>
         </w:rPr>
-        <w:t>롤링 스톤(Rolling Stone) 선정 '역대 최고의 메탈 앨범 100선' 최상위권 랭크, 올뮤직(AllMusic) 등 세계 유수 음악 매체의 만점에 가까운 찬사와 함께 후대 음악가들에게 영원한 영감을 준 역사적 앨범으로 공인받고 있습니다.</w:t>
+        <w:t>롤링 스톤 선정 '역대 최고의 메탈 앨범 100선' 최상위권 헌액, 수록곡 'You've Got Another Thing Comin''의 메인스트림 록 차트 석권 등 음악계의 공인된 찬사를 받았습니다.</w:t>
       </w:r>
     </w:p>
     <w:p>
@@ -275,7 +294,7 @@
           <w:b w:val="0"/>
           <w:sz w:val="21"/>
         </w:rPr>
-        <w:t>영국 (United Kingdom)</w:t>
+        <w:t>영국 (잉글랜드 버밍엄)</w:t>
       </w:r>
     </w:p>
     <w:p>
@@ -306,7 +325,7 @@
           <w:b w:val="0"/>
           <w:sz w:val="21"/>
         </w:rPr>
-        <w:t>1969년 결성 (현재까지 활동 중)</w:t>
+        <w:t>1969년 결성 ~ 현재</w:t>
       </w:r>
     </w:p>
     <w:p>
@@ -337,7 +356,7 @@
           <w:b w:val="0"/>
           <w:sz w:val="21"/>
         </w:rPr>
-        <w:t>그룹</w:t>
+        <w:t>5인조 록/메탈 그룹</w:t>
       </w:r>
     </w:p>
     <w:p>
@@ -368,7 +387,7 @@
           <w:b w:val="0"/>
           <w:sz w:val="21"/>
         </w:rPr>
-        <w:t>'메탈 갓(Metal Gods)'이라는 독보적인 칭호로 불리는 주다스 프리스트는 롭 핼포드의 경이로운 4옥타브 음역대와 글렌 팁톤, K.K. 다우닝이 직조하는 완벽한 듀얼 기타 시스템으로 헤비사운드의 교과서를 정립했습니다. 가죽과 스터드로 상징되는 시각적 정체성과 함께 클래식의 대위법적 긴장감을 록에 접목하여 팝 음악의 지평을 넓힌 전설적인 거장 밴드입니다.</w:t>
+        <w:t>'메탈 갓(Metal God)'으로 추앙받는 롭 핼포드의 가공할 보컬과 쌍두마차 트윈 기타 시스템을 정립한 록 역사의 위대한 거장입니다. 이들은 클래식컬한 화성학과 가죽과 스터드로 대변되는 시각적 미학을 결합하여 현대 헤비사운드의 문법 자체를 창조한 선구자로 평가받습니다.</w:t>
       </w:r>
     </w:p>
     <w:p>
@@ -413,7 +432,7 @@
           <w:b w:val="0"/>
           <w:sz w:val="21"/>
         </w:rPr>
-        <w:t>'NWOBHM(뉴 웨이브 오브 브리티시 헤비메탈)'의 열풍을 세계적인 주류 음악 현상으로 격상시킨 중심축이자, 1980년대 록 음악의 사운드 엔지니어링 표준을 제시한 앨범입니다. 정통 팝과 록 팬들조차 매료시킨 정교한 멜로디 구성과 완벽한 악곡 구조는 음악사적으로 대단히 높은 학술적 가치를 지닙니다.</w:t>
+        <w:t>1980년대 브리티시 헤비메탈의 새로운 물결(NWOBHM)을 세계적인 주류 문화로 안착시킨 절대적 이정표입니다. 공격성과 대중적 멜로디 감각의 완벽한 균형을 구축하여 록 음악의 미학적 표준을 새로 썼습니다.</w:t>
       </w:r>
     </w:p>
     <w:p>
@@ -444,7 +463,7 @@
           <w:b w:val="0"/>
           <w:sz w:val="21"/>
         </w:rPr>
-        <w:t>냉전의 그늘과 기술 문명의 급격한 태동기였던 1980년대 초, 감시 사회에 대한 지적인 경고와 소외된 청춘들의 억눌린 자유를 향한 갈망을 날카로운 은유로 담아내어 당대 젊은이들에게 깊은 정서적 해방감을 안겨주었습니다.</w:t>
+        <w:t>조지 오웰의 감시 사회를 예견한 듯한 테크놀로지의 위협과 차가운 산업화의 그늘 속에서 방황하던 80년대 청춘들에게, 이 음반은 절망을 털어내고 전진하게 만드는 뜨거운 심장 박동이자 정서적 안식처가 되어 주었습니다.</w:t>
       </w:r>
     </w:p>
     <w:p>
@@ -489,99 +508,7 @@
           <w:b w:val="0"/>
           <w:sz w:val="21"/>
         </w:rPr>
-      </w:r>
-    </w:p>
-    <w:p>
-      <w:pPr>
-        <w:spacing w:line="324" w:lineRule="auto" w:after="80"/>
-      </w:pPr>
-      <w:r>
-        <w:rPr w:rFonts="맑은 고딕">
-          <w:rFonts w:ascii="맑은 고딕" w:hAnsi="맑은 고딕" w:eastAsia="맑은 고딕"/>
-          <w:b w:val="0"/>
-          <w:color w:val="6B7280"/>
-          <w:sz w:val="21"/>
-        </w:rPr>
-        <w:t xml:space="preserve">· </w:t>
-      </w:r>
-      <w:r>
-        <w:rPr w:rFonts="맑은 고딕">
-          <w:rFonts w:ascii="맑은 고딕" w:hAnsi="맑은 고딕" w:eastAsia="맑은 고딕"/>
-          <w:b/>
-          <w:color w:val="1F2937"/>
-          <w:sz w:val="21"/>
-        </w:rPr>
-        <w:t xml:space="preserve">'The Hellion / Electric Eye': </w:t>
-      </w:r>
-      <w:r>
-        <w:rPr w:rFonts="맑은 고딕">
-          <w:rFonts w:ascii="맑은 고딕" w:hAnsi="맑은 고딕" w:eastAsia="맑은 고딕"/>
-          <w:b w:val="0"/>
-          <w:sz w:val="21"/>
-        </w:rPr>
-        <w:t>우주적인 장엄함을 품은 서곡 'The Hellion'에 이어지는 정교하고 질주하는 리프, 그리고 조지 오웰의 세계관을 연상시키는 지적인 서정성이 돋보이는 불후의 명곡입니다.</w:t>
-      </w:r>
-    </w:p>
-    <w:p>
-      <w:pPr>
-        <w:spacing w:line="324" w:lineRule="auto" w:after="80"/>
-      </w:pPr>
-      <w:r>
-        <w:rPr w:rFonts="맑은 고딕">
-          <w:rFonts w:ascii="맑은 고딕" w:hAnsi="맑은 고딕" w:eastAsia="맑은 고딕"/>
-          <w:b w:val="0"/>
-          <w:color w:val="6B7280"/>
-          <w:sz w:val="21"/>
-        </w:rPr>
-        <w:t xml:space="preserve">· </w:t>
-      </w:r>
-      <w:r>
-        <w:rPr w:rFonts="맑은 고딕">
-          <w:rFonts w:ascii="맑은 고딕" w:hAnsi="맑은 고딕" w:eastAsia="맑은 고딕"/>
-          <w:b/>
-          <w:color w:val="1F2937"/>
-          <w:sz w:val="21"/>
-        </w:rPr>
-        <w:t xml:space="preserve">'You've Got Another Thing Comin'': </w:t>
-      </w:r>
-      <w:r>
-        <w:rPr w:rFonts="맑은 고딕">
-          <w:rFonts w:ascii="맑은 고딕" w:hAnsi="맑은 고딕" w:eastAsia="맑은 고딕"/>
-          <w:b w:val="0"/>
-          <w:sz w:val="21"/>
-        </w:rPr>
-        <w:t>묵직하고 여유로운 미드 템포의 그루브 위에 폭발하는 대중적 멜로디 감각이 빛을 발하는 트랙으로, 밴드의 미국 시장 정복을 견인한 세련된 앤섬(Anthem)입니다.</w:t>
-      </w:r>
-    </w:p>
-    <w:p>
-      <w:pPr>
-        <w:spacing w:line="324" w:lineRule="auto" w:after="80"/>
-      </w:pPr>
-      <w:r>
-        <w:rPr w:rFonts="맑은 고딕">
-          <w:rFonts w:ascii="맑은 고딕" w:hAnsi="맑은 고딕" w:eastAsia="맑은 고딕"/>
-          <w:b w:val="0"/>
-          <w:color w:val="6B7280"/>
-          <w:sz w:val="21"/>
-        </w:rPr>
-        <w:t xml:space="preserve">· </w:t>
-      </w:r>
-      <w:r>
-        <w:rPr w:rFonts="맑은 고딕">
-          <w:rFonts w:ascii="맑은 고딕" w:hAnsi="맑은 고딕" w:eastAsia="맑은 고딕"/>
-          <w:b/>
-          <w:color w:val="1F2937"/>
-          <w:sz w:val="21"/>
-        </w:rPr>
-        <w:t xml:space="preserve">'Screaming for Vengeance': </w:t>
-      </w:r>
-      <w:r>
-        <w:rPr w:rFonts="맑은 고딕">
-          <w:rFonts w:ascii="맑은 고딕" w:hAnsi="맑은 고딕" w:eastAsia="맑은 고딕"/>
-          <w:b w:val="0"/>
-          <w:sz w:val="21"/>
-        </w:rPr>
-        <w:t>파괴적인 스피드와 함께 롭 핼포드의 초고음 샤우팅이 한계에 도전하며, 극한의 드라마틱한 카타르시스를 분출하는 타이틀 곡입니다.</w:t>
+        <w:t>서정적 서곡과 광폭한 에너지가 숨 막히게 이어지는 연작 'The Hellion / Electric Eye'는 날카로운 통찰과 지적인 리프의 정점을 보여주며, 명징한 멜로디로 대중을 매혹한 'You've Got Another Thing Comin'', 묵직한 서사미가 돋보이는 'Bloodstone'은 헤비메탈이 도달할 수 있는 가장 우아한 긴장감을 선사합니다.</w:t>
       </w:r>
     </w:p>
     <w:p>
@@ -612,7 +539,7 @@
           <w:b w:val="0"/>
           <w:sz w:val="21"/>
         </w:rPr>
-        <w:t>디지털 음원에서 자칫 차갑게 느껴질 수 있는 날카로운 메탈릭 사운드가 LP 그루브를 통해 한층 더 풍성하고 온기 어린 울림으로 변모합니다. 진공관 앰프의 부드러운 배음과 대구경 우퍼를 갖춘 턴테이블 시스템으로 감상할 때, 좌우 스피커로 명징하게 분리되는 트윈 기타의 타오르는 질감과 아날로그 드럼의 묵직한 타격감이 공간을 가득 채우는 마법을 경험할 수 있습니다.</w:t>
+        <w:t>턴테이블 바늘이 바이닐의 깊은 소리골을 긁어내릴 때 진공관 앰프를 통해 증폭되는 아날로그 특유의 온기와 마샬 앰프의 질감은 디지털 음원이 흉내 낼 수 없는 두터운 실재감을 전합니다. 기타 솔로가 좌우 스피커를 가르며 교차할 때 느껴지는 입체적인 공간감에 귀를 기울여 보시길 권합니다.</w:t>
       </w:r>
     </w:p>
     <w:p>
@@ -643,7 +570,7 @@
           <w:b w:val="0"/>
           <w:sz w:val="21"/>
         </w:rPr>
-        <w:t>더그 존슨(Doug Johnson)이 디자인한 불타는 금속 독수리 'The Hellion'의 상징적인 커버 아트를 대형 LP 슬리브로 소장하는 시각적 만족감은 물론, 아날로그 레코딩 기술의 정점에서 탄생한 80년대 브리티시 사운드의 원형을 간직할 수 있다는 점에서 모든 음악 애호가의 수집장에 반드시 자리해야 할 명반입니다.</w:t>
+        <w:t>더그 존슨(Doug Johnson)이 탄생시킨 강렬한 노란색의 '헬리온' 일러스트 재킷은 그 자체로 팝 아트의 걸작이며, 80년대 록의 찬란한 전성기를 원음의 숨결로 간직할 수 있다는 점에서 모든 LP 컬렉터에게 대체 불가능한 궁극의 소장 가치를 지닙니다.</w:t>
       </w:r>
     </w:p>
     <w:p>
@@ -657,7 +584,7 @@
           <w:color w:val="4338CA"/>
           <w:sz w:val="21"/>
         </w:rPr>
-        <w:t>이 음반을 통해 아날로그 바늘 끝에서 피어나는 강렬한 에너지가 클래시컬한 기품과 어우러져 전해주는 감동을 다시 한번 경험해 보시는 것은 어떨까요?</w:t>
+        <w:t>이 음반을 통해 차가운 강철의 울림 속에서 피어나는 뜨거운 예술적 영혼이 전해주는 감동을 다시 한번 경험해 보시는 것은 어떨까요?</w:t>
       </w:r>
     </w:p>
     <w:sectPr>
